--- a/docs/Rest_Break_SOP1.docx
+++ b/docs/Rest_Break_SOP1.docx
@@ -78,13 +78,7 @@
       </w:r>
       <w:proofErr w:type="spellEnd"/>
       <w:r>
-        <w:t xml:space="preserve"> (ACC) will be responsible for the consistent application of this Standard Operating Procedure.</w:t>
-      </w:r>
-      <w:r>
-        <w:t xml:space="preserve"> </w:t>
-      </w:r>
-      <w:r>
-        <w:t>This applies to all operational colleagues booked onto the C3 system.</w:t>
+        <w:t xml:space="preserve"> (ACC) will be responsible for the consistent application of this Standard Operating Procedure. This applies to all operational colleagues booked onto the C3 system.</w:t>
       </w:r>
     </w:p>
     <w:p>
@@ -97,16 +91,11 @@
     </w:p>
     <w:p>
       <w:r>
-        <w:t xml:space="preserve">The Service gives an absolute commitment to </w:t>
+        <w:t xml:space="preserve">The Service gives an absolute commitment to providing breaks to all staff to whom this agreement applies. The SOP will apply to all Scottish Ambulance Service colleagues booked onto the C3 system for deployment. </w:t>
       </w:r>
       <w:r>
-        <w:t>providing</w:t>
+        <w:br/>
       </w:r>
-      <w:r>
-        <w:t xml:space="preserve"> breaks to all staff to whom this agreement applies. The SOP will apply to all Scottish Ambulance Service colleagues booked onto the C3 system for deployment. </w:t>
-      </w:r>
-    </w:p>
-    <w:p>
       <w:r>
         <w:t xml:space="preserve">This SOP looks to, </w:t>
       </w:r>
@@ -255,9 +244,894 @@
     </w:p>
     <w:p>
       <w:r>
-        <w:t>Rest break windows vary by shift length: 8‑hour shifts have a window between hours 3–5; 10‑hour shifts between hours 4–6; 12‑hour shifts include two breaks (25 min and 20 min) between hours 3–5 and 7–9. Only approved national shift codes may be used.</w:t>
+        <w:t xml:space="preserve">Rest break windows vary by shift length: 8‑hour shifts </w:t>
+      </w:r>
+      <w:r>
+        <w:t>– 1x RB window between 3rd and 5th hour</w:t>
+      </w:r>
+      <w:r>
+        <w:t>,</w:t>
+      </w:r>
+      <w:r>
+        <w:t xml:space="preserve"> 10‑hour shifts </w:t>
+      </w:r>
+      <w:r>
+        <w:t>– 1x RB window between 4th and 6th hour</w:t>
+      </w:r>
+      <w:r>
+        <w:t>,</w:t>
+      </w:r>
+      <w:r>
+        <w:t xml:space="preserve"> 12‑hour shifts </w:t>
+      </w:r>
+      <w:r>
+        <w:t>–</w:t>
+      </w:r>
+      <w:r>
+        <w:t xml:space="preserve"> </w:t>
+      </w:r>
+      <w:r>
+        <w:t>2x Rest Breaks (1x 25 mins and 1x 20 mins)</w:t>
+      </w:r>
+      <w:r>
+        <w:t xml:space="preserve"> </w:t>
+      </w:r>
+      <w:r>
+        <w:t>Windows: 3rd to 5th hour and 7th to 9th hour</w:t>
+      </w:r>
+      <w:r>
+        <w:t xml:space="preserve">. </w:t>
+      </w:r>
+      <w:r>
+        <w:t>The national Rest Break windows and durations, agreed in partnership, are outlined in the table below:</w:t>
+      </w:r>
+      <w:r>
+        <w:t xml:space="preserve"> </w:t>
+      </w:r>
+      <w:r>
+        <w:t>[</w:t>
+      </w:r>
+      <w:proofErr w:type="spellStart"/>
+      <w:proofErr w:type="gramStart"/>
+      <w:r>
+        <w:t>image:</w:t>
+      </w:r>
+      <w:r>
+        <w:t>Test</w:t>
+      </w:r>
+      <w:r>
+        <w:t>Table</w:t>
+      </w:r>
+      <w:r>
+        <w:t>.png</w:t>
+      </w:r>
+      <w:proofErr w:type="spellEnd"/>
+      <w:proofErr w:type="gramEnd"/>
+      <w:r>
+        <w:t>]</w:t>
+      </w:r>
+      <w:r>
+        <w:br/>
       </w:r>
     </w:p>
+    <w:tbl>
+      <w:tblPr>
+        <w:tblStyle w:val="TableGrid0"/>
+        <w:tblW w:w="9607" w:type="dxa"/>
+        <w:tblInd w:w="14" w:type="dxa"/>
+        <w:tblCellMar>
+          <w:left w:w="125" w:type="dxa"/>
+          <w:right w:w="115" w:type="dxa"/>
+        </w:tblCellMar>
+        <w:tblLook w:val="04A0" w:firstRow="1" w:lastRow="0" w:firstColumn="1" w:lastColumn="0" w:noHBand="0" w:noVBand="1"/>
+      </w:tblPr>
+      <w:tblGrid>
+        <w:gridCol w:w="1567"/>
+        <w:gridCol w:w="1370"/>
+        <w:gridCol w:w="3112"/>
+        <w:gridCol w:w="1831"/>
+        <w:gridCol w:w="1727"/>
+      </w:tblGrid>
+      <w:tr>
+        <w:trPr>
+          <w:trHeight w:val="743"/>
+        </w:trPr>
+        <w:tc>
+          <w:tcPr>
+            <w:tcW w:w="1567" w:type="dxa"/>
+            <w:tcBorders>
+              <w:top w:val="single" w:sz="4" w:space="0" w:color="000000" w:themeColor="text1"/>
+              <w:left w:val="single" w:sz="4" w:space="0" w:color="000000" w:themeColor="text1"/>
+              <w:bottom w:val="single" w:sz="4" w:space="0" w:color="000000" w:themeColor="text1"/>
+              <w:right w:val="single" w:sz="4" w:space="0" w:color="000000" w:themeColor="text1"/>
+            </w:tcBorders>
+          </w:tcPr>
+          <w:p>
+            <w:pPr>
+              <w:spacing w:line="360" w:lineRule="auto"/>
+              <w:ind w:left="284"/>
+              <w:rPr>
+                <w:rFonts w:ascii="Arial" w:hAnsi="Arial" w:cs="Arial"/>
+                <w:sz w:val="24"/>
+                <w:szCs w:val="24"/>
+              </w:rPr>
+            </w:pPr>
+            <w:r>
+              <w:rPr>
+                <w:rFonts w:ascii="Arial" w:hAnsi="Arial" w:cs="Arial"/>
+                <w:b/>
+                <w:sz w:val="24"/>
+                <w:szCs w:val="24"/>
+              </w:rPr>
+              <w:t xml:space="preserve">Shift Length </w:t>
+            </w:r>
+          </w:p>
+        </w:tc>
+        <w:tc>
+          <w:tcPr>
+            <w:tcW w:w="1370" w:type="dxa"/>
+            <w:tcBorders>
+              <w:top w:val="single" w:sz="4" w:space="0" w:color="000000" w:themeColor="text1"/>
+              <w:left w:val="single" w:sz="4" w:space="0" w:color="000000" w:themeColor="text1"/>
+              <w:bottom w:val="single" w:sz="4" w:space="0" w:color="000000" w:themeColor="text1"/>
+              <w:right w:val="single" w:sz="4" w:space="0" w:color="000000" w:themeColor="text1"/>
+            </w:tcBorders>
+          </w:tcPr>
+          <w:p>
+            <w:pPr>
+              <w:spacing w:line="360" w:lineRule="auto"/>
+              <w:ind w:left="284" w:right="20"/>
+              <w:rPr>
+                <w:rFonts w:ascii="Arial" w:hAnsi="Arial" w:cs="Arial"/>
+                <w:sz w:val="24"/>
+                <w:szCs w:val="24"/>
+              </w:rPr>
+            </w:pPr>
+            <w:r>
+              <w:rPr>
+                <w:rFonts w:ascii="Arial" w:hAnsi="Arial" w:cs="Arial"/>
+                <w:b/>
+                <w:sz w:val="24"/>
+                <w:szCs w:val="24"/>
+              </w:rPr>
+              <w:t xml:space="preserve">No of Breaks </w:t>
+            </w:r>
+          </w:p>
+        </w:tc>
+        <w:tc>
+          <w:tcPr>
+            <w:tcW w:w="3112" w:type="dxa"/>
+            <w:tcBorders>
+              <w:top w:val="single" w:sz="4" w:space="0" w:color="000000" w:themeColor="text1"/>
+              <w:left w:val="single" w:sz="4" w:space="0" w:color="000000" w:themeColor="text1"/>
+              <w:bottom w:val="single" w:sz="4" w:space="0" w:color="000000" w:themeColor="text1"/>
+              <w:right w:val="single" w:sz="4" w:space="0" w:color="000000" w:themeColor="text1"/>
+            </w:tcBorders>
+          </w:tcPr>
+          <w:p>
+            <w:pPr>
+              <w:spacing w:line="360" w:lineRule="auto"/>
+              <w:ind w:left="284" w:right="14"/>
+              <w:rPr>
+                <w:rFonts w:ascii="Arial" w:hAnsi="Arial" w:cs="Arial"/>
+                <w:sz w:val="24"/>
+                <w:szCs w:val="24"/>
+              </w:rPr>
+            </w:pPr>
+            <w:r>
+              <w:rPr>
+                <w:rFonts w:ascii="Arial" w:hAnsi="Arial" w:cs="Arial"/>
+                <w:b/>
+                <w:sz w:val="24"/>
+                <w:szCs w:val="24"/>
+              </w:rPr>
+              <w:t xml:space="preserve">Window </w:t>
+            </w:r>
+          </w:p>
+        </w:tc>
+        <w:tc>
+          <w:tcPr>
+            <w:tcW w:w="1831" w:type="dxa"/>
+            <w:tcBorders>
+              <w:top w:val="single" w:sz="4" w:space="0" w:color="000000" w:themeColor="text1"/>
+              <w:left w:val="single" w:sz="4" w:space="0" w:color="000000" w:themeColor="text1"/>
+              <w:bottom w:val="single" w:sz="4" w:space="0" w:color="000000" w:themeColor="text1"/>
+              <w:right w:val="single" w:sz="4" w:space="0" w:color="000000" w:themeColor="text1"/>
+            </w:tcBorders>
+          </w:tcPr>
+          <w:p>
+            <w:pPr>
+              <w:spacing w:line="360" w:lineRule="auto"/>
+              <w:ind w:left="284"/>
+              <w:rPr>
+                <w:rFonts w:ascii="Arial" w:hAnsi="Arial" w:cs="Arial"/>
+                <w:sz w:val="24"/>
+                <w:szCs w:val="24"/>
+              </w:rPr>
+            </w:pPr>
+            <w:r>
+              <w:rPr>
+                <w:rFonts w:ascii="Arial" w:hAnsi="Arial" w:cs="Arial"/>
+                <w:b/>
+                <w:sz w:val="24"/>
+                <w:szCs w:val="24"/>
+              </w:rPr>
+              <w:t xml:space="preserve">Period Entitlement </w:t>
+            </w:r>
+          </w:p>
+        </w:tc>
+        <w:tc>
+          <w:tcPr>
+            <w:tcW w:w="1727" w:type="dxa"/>
+            <w:tcBorders>
+              <w:top w:val="single" w:sz="4" w:space="0" w:color="000000" w:themeColor="text1"/>
+              <w:left w:val="single" w:sz="4" w:space="0" w:color="000000" w:themeColor="text1"/>
+              <w:bottom w:val="single" w:sz="4" w:space="0" w:color="000000" w:themeColor="text1"/>
+              <w:right w:val="single" w:sz="4" w:space="0" w:color="000000" w:themeColor="text1"/>
+            </w:tcBorders>
+          </w:tcPr>
+          <w:p>
+            <w:pPr>
+              <w:spacing w:line="360" w:lineRule="auto"/>
+              <w:ind w:left="284"/>
+              <w:rPr>
+                <w:rFonts w:ascii="Arial" w:hAnsi="Arial" w:cs="Arial"/>
+                <w:sz w:val="24"/>
+                <w:szCs w:val="24"/>
+              </w:rPr>
+            </w:pPr>
+            <w:r>
+              <w:rPr>
+                <w:rFonts w:ascii="Arial" w:hAnsi="Arial" w:cs="Arial"/>
+                <w:b/>
+                <w:sz w:val="24"/>
+                <w:szCs w:val="24"/>
+              </w:rPr>
+              <w:t xml:space="preserve">Period Lengths </w:t>
+            </w:r>
+          </w:p>
+        </w:tc>
+      </w:tr>
+      <w:tr>
+        <w:trPr>
+          <w:trHeight w:val="367"/>
+        </w:trPr>
+        <w:tc>
+          <w:tcPr>
+            <w:tcW w:w="1567" w:type="dxa"/>
+            <w:tcBorders>
+              <w:top w:val="single" w:sz="4" w:space="0" w:color="000000" w:themeColor="text1"/>
+              <w:left w:val="single" w:sz="4" w:space="0" w:color="000000" w:themeColor="text1"/>
+              <w:bottom w:val="single" w:sz="4" w:space="0" w:color="000000" w:themeColor="text1"/>
+              <w:right w:val="single" w:sz="4" w:space="0" w:color="000000" w:themeColor="text1"/>
+            </w:tcBorders>
+          </w:tcPr>
+          <w:p>
+            <w:pPr>
+              <w:spacing w:line="360" w:lineRule="auto"/>
+              <w:ind w:left="284"/>
+              <w:jc w:val="both"/>
+              <w:rPr>
+                <w:rFonts w:ascii="Arial" w:hAnsi="Arial" w:cs="Arial"/>
+                <w:sz w:val="24"/>
+                <w:szCs w:val="24"/>
+              </w:rPr>
+            </w:pPr>
+            <w:r>
+              <w:rPr>
+                <w:rFonts w:ascii="Arial" w:hAnsi="Arial" w:cs="Arial"/>
+                <w:sz w:val="24"/>
+                <w:szCs w:val="24"/>
+              </w:rPr>
+              <w:t xml:space="preserve">08 Hour </w:t>
+            </w:r>
+          </w:p>
+        </w:tc>
+        <w:tc>
+          <w:tcPr>
+            <w:tcW w:w="1370" w:type="dxa"/>
+            <w:tcBorders>
+              <w:top w:val="single" w:sz="4" w:space="0" w:color="000000" w:themeColor="text1"/>
+              <w:left w:val="single" w:sz="4" w:space="0" w:color="000000" w:themeColor="text1"/>
+              <w:bottom w:val="single" w:sz="4" w:space="0" w:color="000000" w:themeColor="text1"/>
+              <w:right w:val="single" w:sz="4" w:space="0" w:color="000000" w:themeColor="text1"/>
+            </w:tcBorders>
+          </w:tcPr>
+          <w:p>
+            <w:pPr>
+              <w:spacing w:line="360" w:lineRule="auto"/>
+              <w:ind w:left="284" w:right="14"/>
+              <w:jc w:val="both"/>
+              <w:rPr>
+                <w:rFonts w:ascii="Arial" w:hAnsi="Arial" w:cs="Arial"/>
+                <w:sz w:val="24"/>
+                <w:szCs w:val="24"/>
+              </w:rPr>
+            </w:pPr>
+            <w:r>
+              <w:rPr>
+                <w:rFonts w:ascii="Arial" w:hAnsi="Arial" w:cs="Arial"/>
+                <w:sz w:val="24"/>
+                <w:szCs w:val="24"/>
+              </w:rPr>
+              <w:t xml:space="preserve">1 </w:t>
+            </w:r>
+          </w:p>
+        </w:tc>
+        <w:tc>
+          <w:tcPr>
+            <w:tcW w:w="3112" w:type="dxa"/>
+            <w:tcBorders>
+              <w:top w:val="single" w:sz="4" w:space="0" w:color="000000" w:themeColor="text1"/>
+              <w:left w:val="single" w:sz="4" w:space="0" w:color="000000" w:themeColor="text1"/>
+              <w:bottom w:val="single" w:sz="4" w:space="0" w:color="000000" w:themeColor="text1"/>
+              <w:right w:val="single" w:sz="4" w:space="0" w:color="000000" w:themeColor="text1"/>
+            </w:tcBorders>
+          </w:tcPr>
+          <w:p>
+            <w:pPr>
+              <w:spacing w:line="360" w:lineRule="auto"/>
+              <w:ind w:left="284" w:right="5"/>
+              <w:jc w:val="both"/>
+              <w:rPr>
+                <w:rFonts w:ascii="Arial" w:hAnsi="Arial" w:cs="Arial"/>
+                <w:sz w:val="24"/>
+                <w:szCs w:val="24"/>
+              </w:rPr>
+            </w:pPr>
+            <w:r>
+              <w:rPr>
+                <w:rFonts w:ascii="Arial" w:hAnsi="Arial" w:cs="Arial"/>
+                <w:sz w:val="24"/>
+                <w:szCs w:val="24"/>
+              </w:rPr>
+              <w:t>3</w:t>
+            </w:r>
+            <w:r>
+              <w:rPr>
+                <w:rFonts w:ascii="Arial" w:hAnsi="Arial" w:cs="Arial"/>
+                <w:sz w:val="24"/>
+                <w:szCs w:val="24"/>
+                <w:vertAlign w:val="superscript"/>
+              </w:rPr>
+              <w:t>rd</w:t>
+            </w:r>
+            <w:r>
+              <w:rPr>
+                <w:rFonts w:ascii="Arial" w:hAnsi="Arial" w:cs="Arial"/>
+                <w:sz w:val="24"/>
+                <w:szCs w:val="24"/>
+              </w:rPr>
+              <w:t xml:space="preserve">&amp; </w:t>
+            </w:r>
+            <w:r>
+              <w:rPr>
+                <w:rFonts w:ascii="Arial" w:hAnsi="Arial" w:cs="Arial"/>
+                <w:sz w:val="24"/>
+                <w:szCs w:val="24"/>
+              </w:rPr>
+              <w:t>5</w:t>
+            </w:r>
+            <w:r>
+              <w:rPr>
+                <w:rFonts w:ascii="Arial" w:hAnsi="Arial" w:cs="Arial"/>
+                <w:sz w:val="24"/>
+                <w:szCs w:val="24"/>
+                <w:vertAlign w:val="superscript"/>
+              </w:rPr>
+              <w:t>th</w:t>
+            </w:r>
+            <w:r>
+              <w:rPr>
+                <w:rFonts w:ascii="Arial" w:hAnsi="Arial" w:cs="Arial"/>
+                <w:sz w:val="24"/>
+                <w:szCs w:val="24"/>
+              </w:rPr>
+              <w:t xml:space="preserve"> Hour </w:t>
+            </w:r>
+          </w:p>
+        </w:tc>
+        <w:tc>
+          <w:tcPr>
+            <w:tcW w:w="1831" w:type="dxa"/>
+            <w:tcBorders>
+              <w:top w:val="single" w:sz="4" w:space="0" w:color="000000" w:themeColor="text1"/>
+              <w:left w:val="single" w:sz="4" w:space="0" w:color="000000" w:themeColor="text1"/>
+              <w:bottom w:val="single" w:sz="4" w:space="0" w:color="000000" w:themeColor="text1"/>
+              <w:right w:val="single" w:sz="4" w:space="0" w:color="000000" w:themeColor="text1"/>
+            </w:tcBorders>
+          </w:tcPr>
+          <w:p>
+            <w:pPr>
+              <w:spacing w:line="360" w:lineRule="auto"/>
+              <w:ind w:left="284" w:right="13"/>
+              <w:jc w:val="both"/>
+              <w:rPr>
+                <w:rFonts w:ascii="Arial" w:hAnsi="Arial" w:cs="Arial"/>
+                <w:sz w:val="24"/>
+                <w:szCs w:val="24"/>
+              </w:rPr>
+            </w:pPr>
+            <w:r>
+              <w:rPr>
+                <w:rFonts w:ascii="Arial" w:hAnsi="Arial" w:cs="Arial"/>
+                <w:sz w:val="24"/>
+                <w:szCs w:val="24"/>
+              </w:rPr>
+              <w:t xml:space="preserve">30 </w:t>
+            </w:r>
+          </w:p>
+        </w:tc>
+        <w:tc>
+          <w:tcPr>
+            <w:tcW w:w="1727" w:type="dxa"/>
+            <w:tcBorders>
+              <w:top w:val="single" w:sz="4" w:space="0" w:color="000000" w:themeColor="text1"/>
+              <w:left w:val="single" w:sz="4" w:space="0" w:color="000000" w:themeColor="text1"/>
+              <w:bottom w:val="single" w:sz="4" w:space="0" w:color="000000" w:themeColor="text1"/>
+              <w:right w:val="single" w:sz="4" w:space="0" w:color="000000" w:themeColor="text1"/>
+            </w:tcBorders>
+          </w:tcPr>
+          <w:p>
+            <w:pPr>
+              <w:spacing w:line="360" w:lineRule="auto"/>
+              <w:ind w:left="284" w:right="19"/>
+              <w:jc w:val="both"/>
+              <w:rPr>
+                <w:rFonts w:ascii="Arial" w:hAnsi="Arial" w:cs="Arial"/>
+                <w:sz w:val="24"/>
+                <w:szCs w:val="24"/>
+              </w:rPr>
+            </w:pPr>
+            <w:r>
+              <w:rPr>
+                <w:rFonts w:ascii="Arial" w:hAnsi="Arial" w:cs="Arial"/>
+                <w:sz w:val="24"/>
+                <w:szCs w:val="24"/>
+              </w:rPr>
+              <w:t xml:space="preserve">30 </w:t>
+            </w:r>
+          </w:p>
+        </w:tc>
+      </w:tr>
+      <w:tr>
+        <w:trPr>
+          <w:trHeight w:val="373"/>
+        </w:trPr>
+        <w:tc>
+          <w:tcPr>
+            <w:tcW w:w="1567" w:type="dxa"/>
+            <w:tcBorders>
+              <w:top w:val="single" w:sz="4" w:space="0" w:color="000000" w:themeColor="text1"/>
+              <w:left w:val="single" w:sz="4" w:space="0" w:color="000000" w:themeColor="text1"/>
+              <w:bottom w:val="single" w:sz="4" w:space="0" w:color="000000" w:themeColor="text1"/>
+              <w:right w:val="single" w:sz="4" w:space="0" w:color="000000" w:themeColor="text1"/>
+            </w:tcBorders>
+          </w:tcPr>
+          <w:p>
+            <w:pPr>
+              <w:spacing w:line="360" w:lineRule="auto"/>
+              <w:ind w:left="284"/>
+              <w:jc w:val="both"/>
+              <w:rPr>
+                <w:rFonts w:ascii="Arial" w:hAnsi="Arial" w:cs="Arial"/>
+                <w:sz w:val="24"/>
+                <w:szCs w:val="24"/>
+              </w:rPr>
+            </w:pPr>
+            <w:r>
+              <w:rPr>
+                <w:rFonts w:ascii="Arial" w:hAnsi="Arial" w:cs="Arial"/>
+                <w:sz w:val="24"/>
+                <w:szCs w:val="24"/>
+              </w:rPr>
+              <w:t xml:space="preserve">10 Hour </w:t>
+            </w:r>
+          </w:p>
+        </w:tc>
+        <w:tc>
+          <w:tcPr>
+            <w:tcW w:w="1370" w:type="dxa"/>
+            <w:tcBorders>
+              <w:top w:val="single" w:sz="4" w:space="0" w:color="000000" w:themeColor="text1"/>
+              <w:left w:val="single" w:sz="4" w:space="0" w:color="000000" w:themeColor="text1"/>
+              <w:bottom w:val="single" w:sz="4" w:space="0" w:color="000000" w:themeColor="text1"/>
+              <w:right w:val="single" w:sz="4" w:space="0" w:color="000000" w:themeColor="text1"/>
+            </w:tcBorders>
+          </w:tcPr>
+          <w:p>
+            <w:pPr>
+              <w:spacing w:line="360" w:lineRule="auto"/>
+              <w:ind w:left="284" w:right="14"/>
+              <w:jc w:val="both"/>
+              <w:rPr>
+                <w:rFonts w:ascii="Arial" w:hAnsi="Arial" w:cs="Arial"/>
+                <w:sz w:val="24"/>
+                <w:szCs w:val="24"/>
+              </w:rPr>
+            </w:pPr>
+            <w:r>
+              <w:rPr>
+                <w:rFonts w:ascii="Arial" w:hAnsi="Arial" w:cs="Arial"/>
+                <w:sz w:val="24"/>
+                <w:szCs w:val="24"/>
+              </w:rPr>
+              <w:t xml:space="preserve">1 </w:t>
+            </w:r>
+          </w:p>
+        </w:tc>
+        <w:tc>
+          <w:tcPr>
+            <w:tcW w:w="3112" w:type="dxa"/>
+            <w:tcBorders>
+              <w:top w:val="single" w:sz="4" w:space="0" w:color="000000" w:themeColor="text1"/>
+              <w:left w:val="single" w:sz="4" w:space="0" w:color="000000" w:themeColor="text1"/>
+              <w:bottom w:val="single" w:sz="4" w:space="0" w:color="000000" w:themeColor="text1"/>
+              <w:right w:val="single" w:sz="4" w:space="0" w:color="000000" w:themeColor="text1"/>
+            </w:tcBorders>
+          </w:tcPr>
+          <w:p>
+            <w:pPr>
+              <w:spacing w:line="360" w:lineRule="auto"/>
+              <w:ind w:left="284" w:right="5"/>
+              <w:jc w:val="both"/>
+              <w:rPr>
+                <w:rFonts w:ascii="Arial" w:hAnsi="Arial" w:cs="Arial"/>
+                <w:sz w:val="24"/>
+                <w:szCs w:val="24"/>
+              </w:rPr>
+            </w:pPr>
+            <w:r>
+              <w:rPr>
+                <w:rFonts w:ascii="Arial" w:hAnsi="Arial" w:cs="Arial"/>
+                <w:sz w:val="24"/>
+                <w:szCs w:val="24"/>
+              </w:rPr>
+              <w:t>4</w:t>
+            </w:r>
+            <w:r>
+              <w:rPr>
+                <w:rFonts w:ascii="Arial" w:hAnsi="Arial" w:cs="Arial"/>
+                <w:sz w:val="24"/>
+                <w:szCs w:val="24"/>
+                <w:vertAlign w:val="superscript"/>
+              </w:rPr>
+              <w:t>th</w:t>
+            </w:r>
+            <w:r>
+              <w:rPr>
+                <w:rFonts w:ascii="Arial" w:hAnsi="Arial" w:cs="Arial"/>
+                <w:sz w:val="24"/>
+                <w:szCs w:val="24"/>
+              </w:rPr>
+              <w:t>&amp; 6</w:t>
+            </w:r>
+            <w:r>
+              <w:rPr>
+                <w:rFonts w:ascii="Arial" w:hAnsi="Arial" w:cs="Arial"/>
+                <w:sz w:val="24"/>
+                <w:szCs w:val="24"/>
+                <w:vertAlign w:val="superscript"/>
+              </w:rPr>
+              <w:t>th</w:t>
+            </w:r>
+            <w:r>
+              <w:rPr>
+                <w:rFonts w:ascii="Arial" w:hAnsi="Arial" w:cs="Arial"/>
+                <w:sz w:val="24"/>
+                <w:szCs w:val="24"/>
+              </w:rPr>
+              <w:t xml:space="preserve"> Hour</w:t>
+            </w:r>
+            <w:r>
+              <w:rPr>
+                <w:rFonts w:ascii="Arial" w:hAnsi="Arial" w:cs="Arial"/>
+                <w:sz w:val="24"/>
+                <w:szCs w:val="24"/>
+              </w:rPr>
+              <w:t xml:space="preserve"> </w:t>
+            </w:r>
+          </w:p>
+        </w:tc>
+        <w:tc>
+          <w:tcPr>
+            <w:tcW w:w="1831" w:type="dxa"/>
+            <w:tcBorders>
+              <w:top w:val="single" w:sz="4" w:space="0" w:color="000000" w:themeColor="text1"/>
+              <w:left w:val="single" w:sz="4" w:space="0" w:color="000000" w:themeColor="text1"/>
+              <w:bottom w:val="single" w:sz="4" w:space="0" w:color="000000" w:themeColor="text1"/>
+              <w:right w:val="single" w:sz="4" w:space="0" w:color="000000" w:themeColor="text1"/>
+            </w:tcBorders>
+          </w:tcPr>
+          <w:p>
+            <w:pPr>
+              <w:spacing w:line="360" w:lineRule="auto"/>
+              <w:ind w:left="284" w:right="13"/>
+              <w:jc w:val="both"/>
+              <w:rPr>
+                <w:rFonts w:ascii="Arial" w:hAnsi="Arial" w:cs="Arial"/>
+                <w:sz w:val="24"/>
+                <w:szCs w:val="24"/>
+              </w:rPr>
+            </w:pPr>
+            <w:r>
+              <w:rPr>
+                <w:rFonts w:ascii="Arial" w:hAnsi="Arial" w:cs="Arial"/>
+                <w:sz w:val="24"/>
+                <w:szCs w:val="24"/>
+              </w:rPr>
+              <w:t xml:space="preserve">38 </w:t>
+            </w:r>
+          </w:p>
+        </w:tc>
+        <w:tc>
+          <w:tcPr>
+            <w:tcW w:w="1727" w:type="dxa"/>
+            <w:tcBorders>
+              <w:top w:val="single" w:sz="4" w:space="0" w:color="000000" w:themeColor="text1"/>
+              <w:left w:val="single" w:sz="4" w:space="0" w:color="000000" w:themeColor="text1"/>
+              <w:bottom w:val="single" w:sz="4" w:space="0" w:color="000000" w:themeColor="text1"/>
+              <w:right w:val="single" w:sz="4" w:space="0" w:color="000000" w:themeColor="text1"/>
+            </w:tcBorders>
+          </w:tcPr>
+          <w:p>
+            <w:pPr>
+              <w:spacing w:line="360" w:lineRule="auto"/>
+              <w:ind w:left="284" w:right="19"/>
+              <w:jc w:val="both"/>
+              <w:rPr>
+                <w:rFonts w:ascii="Arial" w:hAnsi="Arial" w:cs="Arial"/>
+                <w:sz w:val="24"/>
+                <w:szCs w:val="24"/>
+              </w:rPr>
+            </w:pPr>
+            <w:r>
+              <w:rPr>
+                <w:rFonts w:ascii="Arial" w:hAnsi="Arial" w:cs="Arial"/>
+                <w:sz w:val="24"/>
+                <w:szCs w:val="24"/>
+              </w:rPr>
+              <w:t xml:space="preserve">38 </w:t>
+            </w:r>
+          </w:p>
+        </w:tc>
+      </w:tr>
+      <w:tr>
+        <w:trPr>
+          <w:trHeight w:val="733"/>
+        </w:trPr>
+        <w:tc>
+          <w:tcPr>
+            <w:tcW w:w="1567" w:type="dxa"/>
+            <w:tcBorders>
+              <w:top w:val="single" w:sz="4" w:space="0" w:color="000000" w:themeColor="text1"/>
+              <w:left w:val="single" w:sz="4" w:space="0" w:color="000000" w:themeColor="text1"/>
+              <w:bottom w:val="single" w:sz="4" w:space="0" w:color="000000" w:themeColor="text1"/>
+              <w:right w:val="single" w:sz="4" w:space="0" w:color="000000" w:themeColor="text1"/>
+            </w:tcBorders>
+          </w:tcPr>
+          <w:p>
+            <w:pPr>
+              <w:spacing w:line="360" w:lineRule="auto"/>
+              <w:ind w:left="284"/>
+              <w:jc w:val="both"/>
+              <w:rPr>
+                <w:rFonts w:ascii="Arial" w:hAnsi="Arial" w:cs="Arial"/>
+                <w:sz w:val="24"/>
+                <w:szCs w:val="24"/>
+              </w:rPr>
+            </w:pPr>
+            <w:r>
+              <w:rPr>
+                <w:rFonts w:ascii="Arial" w:hAnsi="Arial" w:cs="Arial"/>
+                <w:sz w:val="24"/>
+                <w:szCs w:val="24"/>
+              </w:rPr>
+              <w:t xml:space="preserve">12 Hour </w:t>
+            </w:r>
+          </w:p>
+        </w:tc>
+        <w:tc>
+          <w:tcPr>
+            <w:tcW w:w="1370" w:type="dxa"/>
+            <w:tcBorders>
+              <w:top w:val="single" w:sz="4" w:space="0" w:color="000000" w:themeColor="text1"/>
+              <w:left w:val="single" w:sz="4" w:space="0" w:color="000000" w:themeColor="text1"/>
+              <w:bottom w:val="single" w:sz="4" w:space="0" w:color="000000" w:themeColor="text1"/>
+              <w:right w:val="single" w:sz="4" w:space="0" w:color="000000" w:themeColor="text1"/>
+            </w:tcBorders>
+          </w:tcPr>
+          <w:p>
+            <w:pPr>
+              <w:spacing w:line="360" w:lineRule="auto"/>
+              <w:ind w:left="284" w:right="14"/>
+              <w:jc w:val="both"/>
+              <w:rPr>
+                <w:rFonts w:ascii="Arial" w:hAnsi="Arial" w:cs="Arial"/>
+                <w:sz w:val="24"/>
+                <w:szCs w:val="24"/>
+              </w:rPr>
+            </w:pPr>
+            <w:r>
+              <w:rPr>
+                <w:rFonts w:ascii="Arial" w:hAnsi="Arial" w:cs="Arial"/>
+                <w:sz w:val="24"/>
+                <w:szCs w:val="24"/>
+              </w:rPr>
+              <w:t xml:space="preserve">2 </w:t>
+            </w:r>
+          </w:p>
+        </w:tc>
+        <w:tc>
+          <w:tcPr>
+            <w:tcW w:w="3112" w:type="dxa"/>
+            <w:tcBorders>
+              <w:top w:val="single" w:sz="4" w:space="0" w:color="000000" w:themeColor="text1"/>
+              <w:left w:val="single" w:sz="4" w:space="0" w:color="000000" w:themeColor="text1"/>
+              <w:bottom w:val="single" w:sz="4" w:space="0" w:color="000000" w:themeColor="text1"/>
+              <w:right w:val="single" w:sz="4" w:space="0" w:color="000000" w:themeColor="text1"/>
+            </w:tcBorders>
+          </w:tcPr>
+          <w:p>
+            <w:pPr>
+              <w:spacing w:after="53" w:line="360" w:lineRule="auto"/>
+              <w:ind w:left="284" w:right="5"/>
+              <w:jc w:val="both"/>
+              <w:rPr>
+                <w:rFonts w:ascii="Arial" w:hAnsi="Arial" w:cs="Arial"/>
+                <w:sz w:val="24"/>
+                <w:szCs w:val="24"/>
+              </w:rPr>
+            </w:pPr>
+            <w:r>
+              <w:rPr>
+                <w:rFonts w:ascii="Arial" w:hAnsi="Arial" w:cs="Arial"/>
+                <w:sz w:val="24"/>
+                <w:szCs w:val="24"/>
+              </w:rPr>
+              <w:t>3</w:t>
+            </w:r>
+            <w:r>
+              <w:rPr>
+                <w:rFonts w:ascii="Arial" w:hAnsi="Arial" w:cs="Arial"/>
+                <w:sz w:val="24"/>
+                <w:szCs w:val="24"/>
+                <w:vertAlign w:val="superscript"/>
+              </w:rPr>
+              <w:t>rd</w:t>
+            </w:r>
+            <w:r>
+              <w:rPr>
+                <w:rFonts w:ascii="Arial" w:hAnsi="Arial" w:cs="Arial"/>
+                <w:sz w:val="24"/>
+                <w:szCs w:val="24"/>
+              </w:rPr>
+              <w:t>&amp; 5</w:t>
+            </w:r>
+            <w:r>
+              <w:rPr>
+                <w:rFonts w:ascii="Arial" w:hAnsi="Arial" w:cs="Arial"/>
+                <w:sz w:val="24"/>
+                <w:szCs w:val="24"/>
+                <w:vertAlign w:val="superscript"/>
+              </w:rPr>
+              <w:t>th</w:t>
+            </w:r>
+            <w:r>
+              <w:rPr>
+                <w:rFonts w:ascii="Arial" w:hAnsi="Arial" w:cs="Arial"/>
+                <w:sz w:val="24"/>
+                <w:szCs w:val="24"/>
+              </w:rPr>
+              <w:t xml:space="preserve"> Hour and</w:t>
+            </w:r>
+          </w:p>
+          <w:p>
+            <w:pPr>
+              <w:tabs>
+                <w:tab w:val="right" w:pos="2095"/>
+              </w:tabs>
+              <w:spacing w:line="360" w:lineRule="auto"/>
+              <w:ind w:left="284" w:right="15"/>
+              <w:jc w:val="both"/>
+              <w:rPr>
+                <w:rFonts w:ascii="Arial" w:hAnsi="Arial" w:cs="Arial"/>
+                <w:sz w:val="24"/>
+                <w:szCs w:val="24"/>
+              </w:rPr>
+            </w:pPr>
+            <w:r>
+              <w:rPr>
+                <w:rFonts w:ascii="Arial" w:hAnsi="Arial" w:cs="Arial"/>
+                <w:sz w:val="24"/>
+                <w:szCs w:val="24"/>
+              </w:rPr>
+              <w:t>7th &amp; 9</w:t>
+            </w:r>
+            <w:r>
+              <w:rPr>
+                <w:rFonts w:ascii="Arial" w:hAnsi="Arial" w:cs="Arial"/>
+                <w:sz w:val="24"/>
+                <w:szCs w:val="24"/>
+                <w:vertAlign w:val="superscript"/>
+              </w:rPr>
+              <w:t>th</w:t>
+            </w:r>
+            <w:r>
+              <w:rPr>
+                <w:rFonts w:ascii="Arial" w:hAnsi="Arial" w:cs="Arial"/>
+                <w:sz w:val="24"/>
+                <w:szCs w:val="24"/>
+              </w:rPr>
+              <w:t xml:space="preserve"> Hour </w:t>
+            </w:r>
+          </w:p>
+        </w:tc>
+        <w:tc>
+          <w:tcPr>
+            <w:tcW w:w="1831" w:type="dxa"/>
+            <w:tcBorders>
+              <w:top w:val="single" w:sz="4" w:space="0" w:color="000000" w:themeColor="text1"/>
+              <w:left w:val="single" w:sz="4" w:space="0" w:color="000000" w:themeColor="text1"/>
+              <w:bottom w:val="single" w:sz="4" w:space="0" w:color="000000" w:themeColor="text1"/>
+              <w:right w:val="single" w:sz="4" w:space="0" w:color="000000" w:themeColor="text1"/>
+            </w:tcBorders>
+          </w:tcPr>
+          <w:p>
+            <w:pPr>
+              <w:spacing w:line="360" w:lineRule="auto"/>
+              <w:ind w:left="284" w:right="13"/>
+              <w:jc w:val="both"/>
+              <w:rPr>
+                <w:rFonts w:ascii="Arial" w:hAnsi="Arial" w:cs="Arial"/>
+                <w:sz w:val="24"/>
+                <w:szCs w:val="24"/>
+              </w:rPr>
+            </w:pPr>
+            <w:r>
+              <w:rPr>
+                <w:rFonts w:ascii="Arial" w:hAnsi="Arial" w:cs="Arial"/>
+                <w:sz w:val="24"/>
+                <w:szCs w:val="24"/>
+              </w:rPr>
+              <w:t xml:space="preserve">45 </w:t>
+            </w:r>
+          </w:p>
+        </w:tc>
+        <w:tc>
+          <w:tcPr>
+            <w:tcW w:w="1727" w:type="dxa"/>
+            <w:tcBorders>
+              <w:top w:val="single" w:sz="4" w:space="0" w:color="000000" w:themeColor="text1"/>
+              <w:left w:val="single" w:sz="4" w:space="0" w:color="000000" w:themeColor="text1"/>
+              <w:bottom w:val="single" w:sz="4" w:space="0" w:color="000000" w:themeColor="text1"/>
+              <w:right w:val="single" w:sz="4" w:space="0" w:color="000000" w:themeColor="text1"/>
+            </w:tcBorders>
+          </w:tcPr>
+          <w:p>
+            <w:pPr>
+              <w:spacing w:line="360" w:lineRule="auto"/>
+              <w:ind w:left="284" w:right="19"/>
+              <w:jc w:val="both"/>
+              <w:rPr>
+                <w:rFonts w:ascii="Arial" w:hAnsi="Arial" w:cs="Arial"/>
+                <w:sz w:val="24"/>
+                <w:szCs w:val="24"/>
+              </w:rPr>
+            </w:pPr>
+            <w:r>
+              <w:rPr>
+                <w:rFonts w:ascii="Arial" w:hAnsi="Arial" w:cs="Arial"/>
+                <w:sz w:val="24"/>
+                <w:szCs w:val="24"/>
+              </w:rPr>
+              <w:t xml:space="preserve">25 +20  </w:t>
+            </w:r>
+          </w:p>
+        </w:tc>
+      </w:tr>
+    </w:tbl>
+    <w:p/>
     <w:p>
       <w:pPr>
         <w:pStyle w:val="Heading1"/>
@@ -276,6 +1150,7 @@
         <w:pStyle w:val="Heading1"/>
       </w:pPr>
       <w:r>
+        <w:lastRenderedPageBreak/>
         <w:t>Procedures: During Rest Break Window</w:t>
       </w:r>
     </w:p>
@@ -302,7 +1177,6 @@
         <w:pStyle w:val="Heading1"/>
       </w:pPr>
       <w:r>
-        <w:lastRenderedPageBreak/>
         <w:t>Special Break Protection</w:t>
       </w:r>
     </w:p>
@@ -1508,6 +2382,7 @@
   <w:style w:type="character" w:default="1" w:styleId="DefaultParagraphFont">
     <w:name w:val="Default Paragraph Font"/>
     <w:uiPriority w:val="1"/>
+    <w:semiHidden/>
     <w:unhideWhenUsed/>
   </w:style>
   <w:style w:type="table" w:default="1" w:styleId="TableNormal">
@@ -12283,6 +13158,24 @@
         <w:shd w:val="clear" w:color="auto" w:fill="FBCAA2" w:themeFill="accent6" w:themeFillTint="7F"/>
       </w:tcPr>
     </w:tblStylePr>
+  </w:style>
+  <w:style w:type="table" w:customStyle="1" w:styleId="TableGrid0">
+    <w:name w:val="TableGrid"/>
+    <w:rsid w:val="00F91A93"/>
+    <w:pPr>
+      <w:spacing w:after="0" w:line="240" w:lineRule="auto"/>
+    </w:pPr>
+    <w:rPr>
+      <w:lang w:val="en-GB" w:eastAsia="en-GB"/>
+    </w:rPr>
+    <w:tblPr>
+      <w:tblCellMar>
+        <w:top w:w="0" w:type="dxa"/>
+        <w:left w:w="0" w:type="dxa"/>
+        <w:bottom w:w="0" w:type="dxa"/>
+        <w:right w:w="0" w:type="dxa"/>
+      </w:tblCellMar>
+    </w:tblPr>
   </w:style>
 </w:styles>
 </file>

--- a/docs/Rest_Break_SOP1.docx
+++ b/docs/Rest_Break_SOP1.docx
@@ -289,849 +289,21 @@
         <w:t xml:space="preserve"> </w:t>
       </w:r>
       <w:r>
-        <w:t>[</w:t>
-      </w:r>
-      <w:proofErr w:type="spellStart"/>
-      <w:proofErr w:type="gramStart"/>
-      <w:r>
-        <w:t>image:</w:t>
+        <w:t>[image:</w:t>
       </w:r>
       <w:r>
-        <w:t>Test</w:t>
+        <w:t xml:space="preserve"> </w:t>
       </w:r>
       <w:r>
-        <w:t>Table</w:t>
+        <w:t>RestBreakTable</w:t>
       </w:r>
       <w:r>
-        <w:t>.png</w:t>
-      </w:r>
-      <w:proofErr w:type="spellEnd"/>
-      <w:proofErr w:type="gramEnd"/>
-      <w:r>
-        <w:t>]</w:t>
+        <w:t>.png]</w:t>
       </w:r>
       <w:r>
         <w:br/>
       </w:r>
     </w:p>
-    <w:tbl>
-      <w:tblPr>
-        <w:tblStyle w:val="TableGrid0"/>
-        <w:tblW w:w="9607" w:type="dxa"/>
-        <w:tblInd w:w="14" w:type="dxa"/>
-        <w:tblCellMar>
-          <w:left w:w="125" w:type="dxa"/>
-          <w:right w:w="115" w:type="dxa"/>
-        </w:tblCellMar>
-        <w:tblLook w:val="04A0" w:firstRow="1" w:lastRow="0" w:firstColumn="1" w:lastColumn="0" w:noHBand="0" w:noVBand="1"/>
-      </w:tblPr>
-      <w:tblGrid>
-        <w:gridCol w:w="1567"/>
-        <w:gridCol w:w="1370"/>
-        <w:gridCol w:w="3112"/>
-        <w:gridCol w:w="1831"/>
-        <w:gridCol w:w="1727"/>
-      </w:tblGrid>
-      <w:tr>
-        <w:trPr>
-          <w:trHeight w:val="743"/>
-        </w:trPr>
-        <w:tc>
-          <w:tcPr>
-            <w:tcW w:w="1567" w:type="dxa"/>
-            <w:tcBorders>
-              <w:top w:val="single" w:sz="4" w:space="0" w:color="000000" w:themeColor="text1"/>
-              <w:left w:val="single" w:sz="4" w:space="0" w:color="000000" w:themeColor="text1"/>
-              <w:bottom w:val="single" w:sz="4" w:space="0" w:color="000000" w:themeColor="text1"/>
-              <w:right w:val="single" w:sz="4" w:space="0" w:color="000000" w:themeColor="text1"/>
-            </w:tcBorders>
-          </w:tcPr>
-          <w:p>
-            <w:pPr>
-              <w:spacing w:line="360" w:lineRule="auto"/>
-              <w:ind w:left="284"/>
-              <w:rPr>
-                <w:rFonts w:ascii="Arial" w:hAnsi="Arial" w:cs="Arial"/>
-                <w:sz w:val="24"/>
-                <w:szCs w:val="24"/>
-              </w:rPr>
-            </w:pPr>
-            <w:r>
-              <w:rPr>
-                <w:rFonts w:ascii="Arial" w:hAnsi="Arial" w:cs="Arial"/>
-                <w:b/>
-                <w:sz w:val="24"/>
-                <w:szCs w:val="24"/>
-              </w:rPr>
-              <w:t xml:space="preserve">Shift Length </w:t>
-            </w:r>
-          </w:p>
-        </w:tc>
-        <w:tc>
-          <w:tcPr>
-            <w:tcW w:w="1370" w:type="dxa"/>
-            <w:tcBorders>
-              <w:top w:val="single" w:sz="4" w:space="0" w:color="000000" w:themeColor="text1"/>
-              <w:left w:val="single" w:sz="4" w:space="0" w:color="000000" w:themeColor="text1"/>
-              <w:bottom w:val="single" w:sz="4" w:space="0" w:color="000000" w:themeColor="text1"/>
-              <w:right w:val="single" w:sz="4" w:space="0" w:color="000000" w:themeColor="text1"/>
-            </w:tcBorders>
-          </w:tcPr>
-          <w:p>
-            <w:pPr>
-              <w:spacing w:line="360" w:lineRule="auto"/>
-              <w:ind w:left="284" w:right="20"/>
-              <w:rPr>
-                <w:rFonts w:ascii="Arial" w:hAnsi="Arial" w:cs="Arial"/>
-                <w:sz w:val="24"/>
-                <w:szCs w:val="24"/>
-              </w:rPr>
-            </w:pPr>
-            <w:r>
-              <w:rPr>
-                <w:rFonts w:ascii="Arial" w:hAnsi="Arial" w:cs="Arial"/>
-                <w:b/>
-                <w:sz w:val="24"/>
-                <w:szCs w:val="24"/>
-              </w:rPr>
-              <w:t xml:space="preserve">No of Breaks </w:t>
-            </w:r>
-          </w:p>
-        </w:tc>
-        <w:tc>
-          <w:tcPr>
-            <w:tcW w:w="3112" w:type="dxa"/>
-            <w:tcBorders>
-              <w:top w:val="single" w:sz="4" w:space="0" w:color="000000" w:themeColor="text1"/>
-              <w:left w:val="single" w:sz="4" w:space="0" w:color="000000" w:themeColor="text1"/>
-              <w:bottom w:val="single" w:sz="4" w:space="0" w:color="000000" w:themeColor="text1"/>
-              <w:right w:val="single" w:sz="4" w:space="0" w:color="000000" w:themeColor="text1"/>
-            </w:tcBorders>
-          </w:tcPr>
-          <w:p>
-            <w:pPr>
-              <w:spacing w:line="360" w:lineRule="auto"/>
-              <w:ind w:left="284" w:right="14"/>
-              <w:rPr>
-                <w:rFonts w:ascii="Arial" w:hAnsi="Arial" w:cs="Arial"/>
-                <w:sz w:val="24"/>
-                <w:szCs w:val="24"/>
-              </w:rPr>
-            </w:pPr>
-            <w:r>
-              <w:rPr>
-                <w:rFonts w:ascii="Arial" w:hAnsi="Arial" w:cs="Arial"/>
-                <w:b/>
-                <w:sz w:val="24"/>
-                <w:szCs w:val="24"/>
-              </w:rPr>
-              <w:t xml:space="preserve">Window </w:t>
-            </w:r>
-          </w:p>
-        </w:tc>
-        <w:tc>
-          <w:tcPr>
-            <w:tcW w:w="1831" w:type="dxa"/>
-            <w:tcBorders>
-              <w:top w:val="single" w:sz="4" w:space="0" w:color="000000" w:themeColor="text1"/>
-              <w:left w:val="single" w:sz="4" w:space="0" w:color="000000" w:themeColor="text1"/>
-              <w:bottom w:val="single" w:sz="4" w:space="0" w:color="000000" w:themeColor="text1"/>
-              <w:right w:val="single" w:sz="4" w:space="0" w:color="000000" w:themeColor="text1"/>
-            </w:tcBorders>
-          </w:tcPr>
-          <w:p>
-            <w:pPr>
-              <w:spacing w:line="360" w:lineRule="auto"/>
-              <w:ind w:left="284"/>
-              <w:rPr>
-                <w:rFonts w:ascii="Arial" w:hAnsi="Arial" w:cs="Arial"/>
-                <w:sz w:val="24"/>
-                <w:szCs w:val="24"/>
-              </w:rPr>
-            </w:pPr>
-            <w:r>
-              <w:rPr>
-                <w:rFonts w:ascii="Arial" w:hAnsi="Arial" w:cs="Arial"/>
-                <w:b/>
-                <w:sz w:val="24"/>
-                <w:szCs w:val="24"/>
-              </w:rPr>
-              <w:t xml:space="preserve">Period Entitlement </w:t>
-            </w:r>
-          </w:p>
-        </w:tc>
-        <w:tc>
-          <w:tcPr>
-            <w:tcW w:w="1727" w:type="dxa"/>
-            <w:tcBorders>
-              <w:top w:val="single" w:sz="4" w:space="0" w:color="000000" w:themeColor="text1"/>
-              <w:left w:val="single" w:sz="4" w:space="0" w:color="000000" w:themeColor="text1"/>
-              <w:bottom w:val="single" w:sz="4" w:space="0" w:color="000000" w:themeColor="text1"/>
-              <w:right w:val="single" w:sz="4" w:space="0" w:color="000000" w:themeColor="text1"/>
-            </w:tcBorders>
-          </w:tcPr>
-          <w:p>
-            <w:pPr>
-              <w:spacing w:line="360" w:lineRule="auto"/>
-              <w:ind w:left="284"/>
-              <w:rPr>
-                <w:rFonts w:ascii="Arial" w:hAnsi="Arial" w:cs="Arial"/>
-                <w:sz w:val="24"/>
-                <w:szCs w:val="24"/>
-              </w:rPr>
-            </w:pPr>
-            <w:r>
-              <w:rPr>
-                <w:rFonts w:ascii="Arial" w:hAnsi="Arial" w:cs="Arial"/>
-                <w:b/>
-                <w:sz w:val="24"/>
-                <w:szCs w:val="24"/>
-              </w:rPr>
-              <w:t xml:space="preserve">Period Lengths </w:t>
-            </w:r>
-          </w:p>
-        </w:tc>
-      </w:tr>
-      <w:tr>
-        <w:trPr>
-          <w:trHeight w:val="367"/>
-        </w:trPr>
-        <w:tc>
-          <w:tcPr>
-            <w:tcW w:w="1567" w:type="dxa"/>
-            <w:tcBorders>
-              <w:top w:val="single" w:sz="4" w:space="0" w:color="000000" w:themeColor="text1"/>
-              <w:left w:val="single" w:sz="4" w:space="0" w:color="000000" w:themeColor="text1"/>
-              <w:bottom w:val="single" w:sz="4" w:space="0" w:color="000000" w:themeColor="text1"/>
-              <w:right w:val="single" w:sz="4" w:space="0" w:color="000000" w:themeColor="text1"/>
-            </w:tcBorders>
-          </w:tcPr>
-          <w:p>
-            <w:pPr>
-              <w:spacing w:line="360" w:lineRule="auto"/>
-              <w:ind w:left="284"/>
-              <w:jc w:val="both"/>
-              <w:rPr>
-                <w:rFonts w:ascii="Arial" w:hAnsi="Arial" w:cs="Arial"/>
-                <w:sz w:val="24"/>
-                <w:szCs w:val="24"/>
-              </w:rPr>
-            </w:pPr>
-            <w:r>
-              <w:rPr>
-                <w:rFonts w:ascii="Arial" w:hAnsi="Arial" w:cs="Arial"/>
-                <w:sz w:val="24"/>
-                <w:szCs w:val="24"/>
-              </w:rPr>
-              <w:t xml:space="preserve">08 Hour </w:t>
-            </w:r>
-          </w:p>
-        </w:tc>
-        <w:tc>
-          <w:tcPr>
-            <w:tcW w:w="1370" w:type="dxa"/>
-            <w:tcBorders>
-              <w:top w:val="single" w:sz="4" w:space="0" w:color="000000" w:themeColor="text1"/>
-              <w:left w:val="single" w:sz="4" w:space="0" w:color="000000" w:themeColor="text1"/>
-              <w:bottom w:val="single" w:sz="4" w:space="0" w:color="000000" w:themeColor="text1"/>
-              <w:right w:val="single" w:sz="4" w:space="0" w:color="000000" w:themeColor="text1"/>
-            </w:tcBorders>
-          </w:tcPr>
-          <w:p>
-            <w:pPr>
-              <w:spacing w:line="360" w:lineRule="auto"/>
-              <w:ind w:left="284" w:right="14"/>
-              <w:jc w:val="both"/>
-              <w:rPr>
-                <w:rFonts w:ascii="Arial" w:hAnsi="Arial" w:cs="Arial"/>
-                <w:sz w:val="24"/>
-                <w:szCs w:val="24"/>
-              </w:rPr>
-            </w:pPr>
-            <w:r>
-              <w:rPr>
-                <w:rFonts w:ascii="Arial" w:hAnsi="Arial" w:cs="Arial"/>
-                <w:sz w:val="24"/>
-                <w:szCs w:val="24"/>
-              </w:rPr>
-              <w:t xml:space="preserve">1 </w:t>
-            </w:r>
-          </w:p>
-        </w:tc>
-        <w:tc>
-          <w:tcPr>
-            <w:tcW w:w="3112" w:type="dxa"/>
-            <w:tcBorders>
-              <w:top w:val="single" w:sz="4" w:space="0" w:color="000000" w:themeColor="text1"/>
-              <w:left w:val="single" w:sz="4" w:space="0" w:color="000000" w:themeColor="text1"/>
-              <w:bottom w:val="single" w:sz="4" w:space="0" w:color="000000" w:themeColor="text1"/>
-              <w:right w:val="single" w:sz="4" w:space="0" w:color="000000" w:themeColor="text1"/>
-            </w:tcBorders>
-          </w:tcPr>
-          <w:p>
-            <w:pPr>
-              <w:spacing w:line="360" w:lineRule="auto"/>
-              <w:ind w:left="284" w:right="5"/>
-              <w:jc w:val="both"/>
-              <w:rPr>
-                <w:rFonts w:ascii="Arial" w:hAnsi="Arial" w:cs="Arial"/>
-                <w:sz w:val="24"/>
-                <w:szCs w:val="24"/>
-              </w:rPr>
-            </w:pPr>
-            <w:r>
-              <w:rPr>
-                <w:rFonts w:ascii="Arial" w:hAnsi="Arial" w:cs="Arial"/>
-                <w:sz w:val="24"/>
-                <w:szCs w:val="24"/>
-              </w:rPr>
-              <w:t>3</w:t>
-            </w:r>
-            <w:r>
-              <w:rPr>
-                <w:rFonts w:ascii="Arial" w:hAnsi="Arial" w:cs="Arial"/>
-                <w:sz w:val="24"/>
-                <w:szCs w:val="24"/>
-                <w:vertAlign w:val="superscript"/>
-              </w:rPr>
-              <w:t>rd</w:t>
-            </w:r>
-            <w:r>
-              <w:rPr>
-                <w:rFonts w:ascii="Arial" w:hAnsi="Arial" w:cs="Arial"/>
-                <w:sz w:val="24"/>
-                <w:szCs w:val="24"/>
-              </w:rPr>
-              <w:t xml:space="preserve">&amp; </w:t>
-            </w:r>
-            <w:r>
-              <w:rPr>
-                <w:rFonts w:ascii="Arial" w:hAnsi="Arial" w:cs="Arial"/>
-                <w:sz w:val="24"/>
-                <w:szCs w:val="24"/>
-              </w:rPr>
-              <w:t>5</w:t>
-            </w:r>
-            <w:r>
-              <w:rPr>
-                <w:rFonts w:ascii="Arial" w:hAnsi="Arial" w:cs="Arial"/>
-                <w:sz w:val="24"/>
-                <w:szCs w:val="24"/>
-                <w:vertAlign w:val="superscript"/>
-              </w:rPr>
-              <w:t>th</w:t>
-            </w:r>
-            <w:r>
-              <w:rPr>
-                <w:rFonts w:ascii="Arial" w:hAnsi="Arial" w:cs="Arial"/>
-                <w:sz w:val="24"/>
-                <w:szCs w:val="24"/>
-              </w:rPr>
-              <w:t xml:space="preserve"> Hour </w:t>
-            </w:r>
-          </w:p>
-        </w:tc>
-        <w:tc>
-          <w:tcPr>
-            <w:tcW w:w="1831" w:type="dxa"/>
-            <w:tcBorders>
-              <w:top w:val="single" w:sz="4" w:space="0" w:color="000000" w:themeColor="text1"/>
-              <w:left w:val="single" w:sz="4" w:space="0" w:color="000000" w:themeColor="text1"/>
-              <w:bottom w:val="single" w:sz="4" w:space="0" w:color="000000" w:themeColor="text1"/>
-              <w:right w:val="single" w:sz="4" w:space="0" w:color="000000" w:themeColor="text1"/>
-            </w:tcBorders>
-          </w:tcPr>
-          <w:p>
-            <w:pPr>
-              <w:spacing w:line="360" w:lineRule="auto"/>
-              <w:ind w:left="284" w:right="13"/>
-              <w:jc w:val="both"/>
-              <w:rPr>
-                <w:rFonts w:ascii="Arial" w:hAnsi="Arial" w:cs="Arial"/>
-                <w:sz w:val="24"/>
-                <w:szCs w:val="24"/>
-              </w:rPr>
-            </w:pPr>
-            <w:r>
-              <w:rPr>
-                <w:rFonts w:ascii="Arial" w:hAnsi="Arial" w:cs="Arial"/>
-                <w:sz w:val="24"/>
-                <w:szCs w:val="24"/>
-              </w:rPr>
-              <w:t xml:space="preserve">30 </w:t>
-            </w:r>
-          </w:p>
-        </w:tc>
-        <w:tc>
-          <w:tcPr>
-            <w:tcW w:w="1727" w:type="dxa"/>
-            <w:tcBorders>
-              <w:top w:val="single" w:sz="4" w:space="0" w:color="000000" w:themeColor="text1"/>
-              <w:left w:val="single" w:sz="4" w:space="0" w:color="000000" w:themeColor="text1"/>
-              <w:bottom w:val="single" w:sz="4" w:space="0" w:color="000000" w:themeColor="text1"/>
-              <w:right w:val="single" w:sz="4" w:space="0" w:color="000000" w:themeColor="text1"/>
-            </w:tcBorders>
-          </w:tcPr>
-          <w:p>
-            <w:pPr>
-              <w:spacing w:line="360" w:lineRule="auto"/>
-              <w:ind w:left="284" w:right="19"/>
-              <w:jc w:val="both"/>
-              <w:rPr>
-                <w:rFonts w:ascii="Arial" w:hAnsi="Arial" w:cs="Arial"/>
-                <w:sz w:val="24"/>
-                <w:szCs w:val="24"/>
-              </w:rPr>
-            </w:pPr>
-            <w:r>
-              <w:rPr>
-                <w:rFonts w:ascii="Arial" w:hAnsi="Arial" w:cs="Arial"/>
-                <w:sz w:val="24"/>
-                <w:szCs w:val="24"/>
-              </w:rPr>
-              <w:t xml:space="preserve">30 </w:t>
-            </w:r>
-          </w:p>
-        </w:tc>
-      </w:tr>
-      <w:tr>
-        <w:trPr>
-          <w:trHeight w:val="373"/>
-        </w:trPr>
-        <w:tc>
-          <w:tcPr>
-            <w:tcW w:w="1567" w:type="dxa"/>
-            <w:tcBorders>
-              <w:top w:val="single" w:sz="4" w:space="0" w:color="000000" w:themeColor="text1"/>
-              <w:left w:val="single" w:sz="4" w:space="0" w:color="000000" w:themeColor="text1"/>
-              <w:bottom w:val="single" w:sz="4" w:space="0" w:color="000000" w:themeColor="text1"/>
-              <w:right w:val="single" w:sz="4" w:space="0" w:color="000000" w:themeColor="text1"/>
-            </w:tcBorders>
-          </w:tcPr>
-          <w:p>
-            <w:pPr>
-              <w:spacing w:line="360" w:lineRule="auto"/>
-              <w:ind w:left="284"/>
-              <w:jc w:val="both"/>
-              <w:rPr>
-                <w:rFonts w:ascii="Arial" w:hAnsi="Arial" w:cs="Arial"/>
-                <w:sz w:val="24"/>
-                <w:szCs w:val="24"/>
-              </w:rPr>
-            </w:pPr>
-            <w:r>
-              <w:rPr>
-                <w:rFonts w:ascii="Arial" w:hAnsi="Arial" w:cs="Arial"/>
-                <w:sz w:val="24"/>
-                <w:szCs w:val="24"/>
-              </w:rPr>
-              <w:t xml:space="preserve">10 Hour </w:t>
-            </w:r>
-          </w:p>
-        </w:tc>
-        <w:tc>
-          <w:tcPr>
-            <w:tcW w:w="1370" w:type="dxa"/>
-            <w:tcBorders>
-              <w:top w:val="single" w:sz="4" w:space="0" w:color="000000" w:themeColor="text1"/>
-              <w:left w:val="single" w:sz="4" w:space="0" w:color="000000" w:themeColor="text1"/>
-              <w:bottom w:val="single" w:sz="4" w:space="0" w:color="000000" w:themeColor="text1"/>
-              <w:right w:val="single" w:sz="4" w:space="0" w:color="000000" w:themeColor="text1"/>
-            </w:tcBorders>
-          </w:tcPr>
-          <w:p>
-            <w:pPr>
-              <w:spacing w:line="360" w:lineRule="auto"/>
-              <w:ind w:left="284" w:right="14"/>
-              <w:jc w:val="both"/>
-              <w:rPr>
-                <w:rFonts w:ascii="Arial" w:hAnsi="Arial" w:cs="Arial"/>
-                <w:sz w:val="24"/>
-                <w:szCs w:val="24"/>
-              </w:rPr>
-            </w:pPr>
-            <w:r>
-              <w:rPr>
-                <w:rFonts w:ascii="Arial" w:hAnsi="Arial" w:cs="Arial"/>
-                <w:sz w:val="24"/>
-                <w:szCs w:val="24"/>
-              </w:rPr>
-              <w:t xml:space="preserve">1 </w:t>
-            </w:r>
-          </w:p>
-        </w:tc>
-        <w:tc>
-          <w:tcPr>
-            <w:tcW w:w="3112" w:type="dxa"/>
-            <w:tcBorders>
-              <w:top w:val="single" w:sz="4" w:space="0" w:color="000000" w:themeColor="text1"/>
-              <w:left w:val="single" w:sz="4" w:space="0" w:color="000000" w:themeColor="text1"/>
-              <w:bottom w:val="single" w:sz="4" w:space="0" w:color="000000" w:themeColor="text1"/>
-              <w:right w:val="single" w:sz="4" w:space="0" w:color="000000" w:themeColor="text1"/>
-            </w:tcBorders>
-          </w:tcPr>
-          <w:p>
-            <w:pPr>
-              <w:spacing w:line="360" w:lineRule="auto"/>
-              <w:ind w:left="284" w:right="5"/>
-              <w:jc w:val="both"/>
-              <w:rPr>
-                <w:rFonts w:ascii="Arial" w:hAnsi="Arial" w:cs="Arial"/>
-                <w:sz w:val="24"/>
-                <w:szCs w:val="24"/>
-              </w:rPr>
-            </w:pPr>
-            <w:r>
-              <w:rPr>
-                <w:rFonts w:ascii="Arial" w:hAnsi="Arial" w:cs="Arial"/>
-                <w:sz w:val="24"/>
-                <w:szCs w:val="24"/>
-              </w:rPr>
-              <w:t>4</w:t>
-            </w:r>
-            <w:r>
-              <w:rPr>
-                <w:rFonts w:ascii="Arial" w:hAnsi="Arial" w:cs="Arial"/>
-                <w:sz w:val="24"/>
-                <w:szCs w:val="24"/>
-                <w:vertAlign w:val="superscript"/>
-              </w:rPr>
-              <w:t>th</w:t>
-            </w:r>
-            <w:r>
-              <w:rPr>
-                <w:rFonts w:ascii="Arial" w:hAnsi="Arial" w:cs="Arial"/>
-                <w:sz w:val="24"/>
-                <w:szCs w:val="24"/>
-              </w:rPr>
-              <w:t>&amp; 6</w:t>
-            </w:r>
-            <w:r>
-              <w:rPr>
-                <w:rFonts w:ascii="Arial" w:hAnsi="Arial" w:cs="Arial"/>
-                <w:sz w:val="24"/>
-                <w:szCs w:val="24"/>
-                <w:vertAlign w:val="superscript"/>
-              </w:rPr>
-              <w:t>th</w:t>
-            </w:r>
-            <w:r>
-              <w:rPr>
-                <w:rFonts w:ascii="Arial" w:hAnsi="Arial" w:cs="Arial"/>
-                <w:sz w:val="24"/>
-                <w:szCs w:val="24"/>
-              </w:rPr>
-              <w:t xml:space="preserve"> Hour</w:t>
-            </w:r>
-            <w:r>
-              <w:rPr>
-                <w:rFonts w:ascii="Arial" w:hAnsi="Arial" w:cs="Arial"/>
-                <w:sz w:val="24"/>
-                <w:szCs w:val="24"/>
-              </w:rPr>
-              <w:t xml:space="preserve"> </w:t>
-            </w:r>
-          </w:p>
-        </w:tc>
-        <w:tc>
-          <w:tcPr>
-            <w:tcW w:w="1831" w:type="dxa"/>
-            <w:tcBorders>
-              <w:top w:val="single" w:sz="4" w:space="0" w:color="000000" w:themeColor="text1"/>
-              <w:left w:val="single" w:sz="4" w:space="0" w:color="000000" w:themeColor="text1"/>
-              <w:bottom w:val="single" w:sz="4" w:space="0" w:color="000000" w:themeColor="text1"/>
-              <w:right w:val="single" w:sz="4" w:space="0" w:color="000000" w:themeColor="text1"/>
-            </w:tcBorders>
-          </w:tcPr>
-          <w:p>
-            <w:pPr>
-              <w:spacing w:line="360" w:lineRule="auto"/>
-              <w:ind w:left="284" w:right="13"/>
-              <w:jc w:val="both"/>
-              <w:rPr>
-                <w:rFonts w:ascii="Arial" w:hAnsi="Arial" w:cs="Arial"/>
-                <w:sz w:val="24"/>
-                <w:szCs w:val="24"/>
-              </w:rPr>
-            </w:pPr>
-            <w:r>
-              <w:rPr>
-                <w:rFonts w:ascii="Arial" w:hAnsi="Arial" w:cs="Arial"/>
-                <w:sz w:val="24"/>
-                <w:szCs w:val="24"/>
-              </w:rPr>
-              <w:t xml:space="preserve">38 </w:t>
-            </w:r>
-          </w:p>
-        </w:tc>
-        <w:tc>
-          <w:tcPr>
-            <w:tcW w:w="1727" w:type="dxa"/>
-            <w:tcBorders>
-              <w:top w:val="single" w:sz="4" w:space="0" w:color="000000" w:themeColor="text1"/>
-              <w:left w:val="single" w:sz="4" w:space="0" w:color="000000" w:themeColor="text1"/>
-              <w:bottom w:val="single" w:sz="4" w:space="0" w:color="000000" w:themeColor="text1"/>
-              <w:right w:val="single" w:sz="4" w:space="0" w:color="000000" w:themeColor="text1"/>
-            </w:tcBorders>
-          </w:tcPr>
-          <w:p>
-            <w:pPr>
-              <w:spacing w:line="360" w:lineRule="auto"/>
-              <w:ind w:left="284" w:right="19"/>
-              <w:jc w:val="both"/>
-              <w:rPr>
-                <w:rFonts w:ascii="Arial" w:hAnsi="Arial" w:cs="Arial"/>
-                <w:sz w:val="24"/>
-                <w:szCs w:val="24"/>
-              </w:rPr>
-            </w:pPr>
-            <w:r>
-              <w:rPr>
-                <w:rFonts w:ascii="Arial" w:hAnsi="Arial" w:cs="Arial"/>
-                <w:sz w:val="24"/>
-                <w:szCs w:val="24"/>
-              </w:rPr>
-              <w:t xml:space="preserve">38 </w:t>
-            </w:r>
-          </w:p>
-        </w:tc>
-      </w:tr>
-      <w:tr>
-        <w:trPr>
-          <w:trHeight w:val="733"/>
-        </w:trPr>
-        <w:tc>
-          <w:tcPr>
-            <w:tcW w:w="1567" w:type="dxa"/>
-            <w:tcBorders>
-              <w:top w:val="single" w:sz="4" w:space="0" w:color="000000" w:themeColor="text1"/>
-              <w:left w:val="single" w:sz="4" w:space="0" w:color="000000" w:themeColor="text1"/>
-              <w:bottom w:val="single" w:sz="4" w:space="0" w:color="000000" w:themeColor="text1"/>
-              <w:right w:val="single" w:sz="4" w:space="0" w:color="000000" w:themeColor="text1"/>
-            </w:tcBorders>
-          </w:tcPr>
-          <w:p>
-            <w:pPr>
-              <w:spacing w:line="360" w:lineRule="auto"/>
-              <w:ind w:left="284"/>
-              <w:jc w:val="both"/>
-              <w:rPr>
-                <w:rFonts w:ascii="Arial" w:hAnsi="Arial" w:cs="Arial"/>
-                <w:sz w:val="24"/>
-                <w:szCs w:val="24"/>
-              </w:rPr>
-            </w:pPr>
-            <w:r>
-              <w:rPr>
-                <w:rFonts w:ascii="Arial" w:hAnsi="Arial" w:cs="Arial"/>
-                <w:sz w:val="24"/>
-                <w:szCs w:val="24"/>
-              </w:rPr>
-              <w:t xml:space="preserve">12 Hour </w:t>
-            </w:r>
-          </w:p>
-        </w:tc>
-        <w:tc>
-          <w:tcPr>
-            <w:tcW w:w="1370" w:type="dxa"/>
-            <w:tcBorders>
-              <w:top w:val="single" w:sz="4" w:space="0" w:color="000000" w:themeColor="text1"/>
-              <w:left w:val="single" w:sz="4" w:space="0" w:color="000000" w:themeColor="text1"/>
-              <w:bottom w:val="single" w:sz="4" w:space="0" w:color="000000" w:themeColor="text1"/>
-              <w:right w:val="single" w:sz="4" w:space="0" w:color="000000" w:themeColor="text1"/>
-            </w:tcBorders>
-          </w:tcPr>
-          <w:p>
-            <w:pPr>
-              <w:spacing w:line="360" w:lineRule="auto"/>
-              <w:ind w:left="284" w:right="14"/>
-              <w:jc w:val="both"/>
-              <w:rPr>
-                <w:rFonts w:ascii="Arial" w:hAnsi="Arial" w:cs="Arial"/>
-                <w:sz w:val="24"/>
-                <w:szCs w:val="24"/>
-              </w:rPr>
-            </w:pPr>
-            <w:r>
-              <w:rPr>
-                <w:rFonts w:ascii="Arial" w:hAnsi="Arial" w:cs="Arial"/>
-                <w:sz w:val="24"/>
-                <w:szCs w:val="24"/>
-              </w:rPr>
-              <w:t xml:space="preserve">2 </w:t>
-            </w:r>
-          </w:p>
-        </w:tc>
-        <w:tc>
-          <w:tcPr>
-            <w:tcW w:w="3112" w:type="dxa"/>
-            <w:tcBorders>
-              <w:top w:val="single" w:sz="4" w:space="0" w:color="000000" w:themeColor="text1"/>
-              <w:left w:val="single" w:sz="4" w:space="0" w:color="000000" w:themeColor="text1"/>
-              <w:bottom w:val="single" w:sz="4" w:space="0" w:color="000000" w:themeColor="text1"/>
-              <w:right w:val="single" w:sz="4" w:space="0" w:color="000000" w:themeColor="text1"/>
-            </w:tcBorders>
-          </w:tcPr>
-          <w:p>
-            <w:pPr>
-              <w:spacing w:after="53" w:line="360" w:lineRule="auto"/>
-              <w:ind w:left="284" w:right="5"/>
-              <w:jc w:val="both"/>
-              <w:rPr>
-                <w:rFonts w:ascii="Arial" w:hAnsi="Arial" w:cs="Arial"/>
-                <w:sz w:val="24"/>
-                <w:szCs w:val="24"/>
-              </w:rPr>
-            </w:pPr>
-            <w:r>
-              <w:rPr>
-                <w:rFonts w:ascii="Arial" w:hAnsi="Arial" w:cs="Arial"/>
-                <w:sz w:val="24"/>
-                <w:szCs w:val="24"/>
-              </w:rPr>
-              <w:t>3</w:t>
-            </w:r>
-            <w:r>
-              <w:rPr>
-                <w:rFonts w:ascii="Arial" w:hAnsi="Arial" w:cs="Arial"/>
-                <w:sz w:val="24"/>
-                <w:szCs w:val="24"/>
-                <w:vertAlign w:val="superscript"/>
-              </w:rPr>
-              <w:t>rd</w:t>
-            </w:r>
-            <w:r>
-              <w:rPr>
-                <w:rFonts w:ascii="Arial" w:hAnsi="Arial" w:cs="Arial"/>
-                <w:sz w:val="24"/>
-                <w:szCs w:val="24"/>
-              </w:rPr>
-              <w:t>&amp; 5</w:t>
-            </w:r>
-            <w:r>
-              <w:rPr>
-                <w:rFonts w:ascii="Arial" w:hAnsi="Arial" w:cs="Arial"/>
-                <w:sz w:val="24"/>
-                <w:szCs w:val="24"/>
-                <w:vertAlign w:val="superscript"/>
-              </w:rPr>
-              <w:t>th</w:t>
-            </w:r>
-            <w:r>
-              <w:rPr>
-                <w:rFonts w:ascii="Arial" w:hAnsi="Arial" w:cs="Arial"/>
-                <w:sz w:val="24"/>
-                <w:szCs w:val="24"/>
-              </w:rPr>
-              <w:t xml:space="preserve"> Hour and</w:t>
-            </w:r>
-          </w:p>
-          <w:p>
-            <w:pPr>
-              <w:tabs>
-                <w:tab w:val="right" w:pos="2095"/>
-              </w:tabs>
-              <w:spacing w:line="360" w:lineRule="auto"/>
-              <w:ind w:left="284" w:right="15"/>
-              <w:jc w:val="both"/>
-              <w:rPr>
-                <w:rFonts w:ascii="Arial" w:hAnsi="Arial" w:cs="Arial"/>
-                <w:sz w:val="24"/>
-                <w:szCs w:val="24"/>
-              </w:rPr>
-            </w:pPr>
-            <w:r>
-              <w:rPr>
-                <w:rFonts w:ascii="Arial" w:hAnsi="Arial" w:cs="Arial"/>
-                <w:sz w:val="24"/>
-                <w:szCs w:val="24"/>
-              </w:rPr>
-              <w:t>7th &amp; 9</w:t>
-            </w:r>
-            <w:r>
-              <w:rPr>
-                <w:rFonts w:ascii="Arial" w:hAnsi="Arial" w:cs="Arial"/>
-                <w:sz w:val="24"/>
-                <w:szCs w:val="24"/>
-                <w:vertAlign w:val="superscript"/>
-              </w:rPr>
-              <w:t>th</w:t>
-            </w:r>
-            <w:r>
-              <w:rPr>
-                <w:rFonts w:ascii="Arial" w:hAnsi="Arial" w:cs="Arial"/>
-                <w:sz w:val="24"/>
-                <w:szCs w:val="24"/>
-              </w:rPr>
-              <w:t xml:space="preserve"> Hour </w:t>
-            </w:r>
-          </w:p>
-        </w:tc>
-        <w:tc>
-          <w:tcPr>
-            <w:tcW w:w="1831" w:type="dxa"/>
-            <w:tcBorders>
-              <w:top w:val="single" w:sz="4" w:space="0" w:color="000000" w:themeColor="text1"/>
-              <w:left w:val="single" w:sz="4" w:space="0" w:color="000000" w:themeColor="text1"/>
-              <w:bottom w:val="single" w:sz="4" w:space="0" w:color="000000" w:themeColor="text1"/>
-              <w:right w:val="single" w:sz="4" w:space="0" w:color="000000" w:themeColor="text1"/>
-            </w:tcBorders>
-          </w:tcPr>
-          <w:p>
-            <w:pPr>
-              <w:spacing w:line="360" w:lineRule="auto"/>
-              <w:ind w:left="284" w:right="13"/>
-              <w:jc w:val="both"/>
-              <w:rPr>
-                <w:rFonts w:ascii="Arial" w:hAnsi="Arial" w:cs="Arial"/>
-                <w:sz w:val="24"/>
-                <w:szCs w:val="24"/>
-              </w:rPr>
-            </w:pPr>
-            <w:r>
-              <w:rPr>
-                <w:rFonts w:ascii="Arial" w:hAnsi="Arial" w:cs="Arial"/>
-                <w:sz w:val="24"/>
-                <w:szCs w:val="24"/>
-              </w:rPr>
-              <w:t xml:space="preserve">45 </w:t>
-            </w:r>
-          </w:p>
-        </w:tc>
-        <w:tc>
-          <w:tcPr>
-            <w:tcW w:w="1727" w:type="dxa"/>
-            <w:tcBorders>
-              <w:top w:val="single" w:sz="4" w:space="0" w:color="000000" w:themeColor="text1"/>
-              <w:left w:val="single" w:sz="4" w:space="0" w:color="000000" w:themeColor="text1"/>
-              <w:bottom w:val="single" w:sz="4" w:space="0" w:color="000000" w:themeColor="text1"/>
-              <w:right w:val="single" w:sz="4" w:space="0" w:color="000000" w:themeColor="text1"/>
-            </w:tcBorders>
-          </w:tcPr>
-          <w:p>
-            <w:pPr>
-              <w:spacing w:line="360" w:lineRule="auto"/>
-              <w:ind w:left="284" w:right="19"/>
-              <w:jc w:val="both"/>
-              <w:rPr>
-                <w:rFonts w:ascii="Arial" w:hAnsi="Arial" w:cs="Arial"/>
-                <w:sz w:val="24"/>
-                <w:szCs w:val="24"/>
-              </w:rPr>
-            </w:pPr>
-            <w:r>
-              <w:rPr>
-                <w:rFonts w:ascii="Arial" w:hAnsi="Arial" w:cs="Arial"/>
-                <w:sz w:val="24"/>
-                <w:szCs w:val="24"/>
-              </w:rPr>
-              <w:t xml:space="preserve">25 +20  </w:t>
-            </w:r>
-          </w:p>
-        </w:tc>
-      </w:tr>
-    </w:tbl>
-    <w:p/>
     <w:p>
       <w:pPr>
         <w:pStyle w:val="Heading1"/>
@@ -1150,7 +322,6 @@
         <w:pStyle w:val="Heading1"/>
       </w:pPr>
       <w:r>
-        <w:lastRenderedPageBreak/>
         <w:t>Procedures: During Rest Break Window</w:t>
       </w:r>
     </w:p>
@@ -1177,6 +348,7 @@
         <w:pStyle w:val="Heading1"/>
       </w:pPr>
       <w:r>
+        <w:lastRenderedPageBreak/>
         <w:t>Special Break Protection</w:t>
       </w:r>
     </w:p>

--- a/docs/Rest_Break_SOP1.docx
+++ b/docs/Rest_Break_SOP1.docx
@@ -70,15 +70,7 @@
         <w:spacing w:after="160"/>
       </w:pPr>
       <w:r>
-        <w:t xml:space="preserve">Dispatchers within the Ambulance Control </w:t>
-      </w:r>
-      <w:proofErr w:type="spellStart"/>
-      <w:r>
-        <w:t>Centres</w:t>
-      </w:r>
-      <w:proofErr w:type="spellEnd"/>
-      <w:r>
-        <w:t xml:space="preserve"> (ACC) will be responsible for the consistent application of this Standard Operating Procedure. This applies to all operational colleagues booked onto the C3 system.</w:t>
+        <w:t>Dispatchers within the Ambulance Control Centres (ACC) will be responsible for the consistent application of this Standard Operating Procedure. This applies to all operational colleagues booked onto the C3 system.</w:t>
       </w:r>
     </w:p>
     <w:p>
@@ -97,15 +89,7 @@
         <w:br/>
       </w:r>
       <w:r>
-        <w:t xml:space="preserve">This SOP looks to, </w:t>
-      </w:r>
-      <w:proofErr w:type="spellStart"/>
-      <w:r>
-        <w:t>organisationally</w:t>
-      </w:r>
-      <w:proofErr w:type="spellEnd"/>
-      <w:r>
-        <w:t xml:space="preserve">, support Dispatchers within their decision making to balance operational colleague welfare and patient safety.  To assist in this process, the following procedure should be followed: </w:t>
+        <w:t xml:space="preserve">This SOP looks to, organisationally, support Dispatchers within their decision making to balance operational colleague welfare and patient safety.  To assist in this process, the following procedure should be followed: </w:t>
       </w:r>
     </w:p>
     <w:p>
@@ -141,31 +125,7 @@
         </w:numPr>
       </w:pPr>
       <w:r>
-        <w:t xml:space="preserve">Where a crew are </w:t>
-      </w:r>
-      <w:proofErr w:type="gramStart"/>
-      <w:r>
-        <w:t>booking on</w:t>
-      </w:r>
-      <w:proofErr w:type="gramEnd"/>
-      <w:r>
-        <w:t xml:space="preserve"> late due to </w:t>
-      </w:r>
-      <w:proofErr w:type="gramStart"/>
-      <w:r>
-        <w:t>lie in</w:t>
-      </w:r>
-      <w:proofErr w:type="gramEnd"/>
-      <w:r>
-        <w:t xml:space="preserve">, fatigue, compensatory rest or previous shift overrun, the dispatcher and crew should mutually </w:t>
-      </w:r>
-      <w:proofErr w:type="gramStart"/>
-      <w:r>
-        <w:t>agree</w:t>
-      </w:r>
-      <w:proofErr w:type="gramEnd"/>
-      <w:r>
-        <w:t xml:space="preserve"> a shift code which reflects the shift now being worked rounded up to the nearest hour. </w:t>
+        <w:t xml:space="preserve">Where a crew are booking on late due to lie in, fatigue, compensatory rest or previous shift overrun, the dispatcher and crew should mutually agree a shift code which reflects the shift now being worked rounded up to the nearest hour. </w:t>
       </w:r>
     </w:p>
     <w:p>
@@ -177,15 +137,7 @@
         </w:numPr>
       </w:pPr>
       <w:r>
-        <w:t xml:space="preserve">Clarifier: it is important that we allocate a rest break window and length against the shift being worked. This prevents a crew booking on and being immediately </w:t>
-      </w:r>
-      <w:proofErr w:type="gramStart"/>
-      <w:r>
-        <w:t>due</w:t>
-      </w:r>
-      <w:proofErr w:type="gramEnd"/>
-      <w:r>
-        <w:t xml:space="preserve"> a break. </w:t>
+        <w:t xml:space="preserve">Clarifier: it is important that we allocate a rest break window and length against the shift being worked. This prevents a crew booking on and being immediately due a break. </w:t>
       </w:r>
     </w:p>
     <w:p>
@@ -198,15 +150,7 @@
       </w:pPr>
       <w:r>
         <w:lastRenderedPageBreak/>
-        <w:t xml:space="preserve">Example: a crew rostered 0700/1900 however booking on at 0930 due to a previous shift overrun - The crew should be booked onto a 0900/1900 shift which allows for a </w:t>
-      </w:r>
-      <w:proofErr w:type="gramStart"/>
-      <w:r>
-        <w:t>38 minute</w:t>
-      </w:r>
-      <w:proofErr w:type="gramEnd"/>
-      <w:r>
-        <w:t xml:space="preserve"> rest break between the 4th and 6th hour of the worked shift.  </w:t>
+        <w:t xml:space="preserve">Example: a crew rostered 0700/1900 however booking on at 0930 due to a previous shift overrun - The crew should be booked onto a 0900/1900 shift which allows for a 38 minute rest break between the 4th and 6th hour of the worked shift.  </w:t>
       </w:r>
     </w:p>
     <w:p>
@@ -268,16 +212,7 @@
         <w:t>–</w:t>
       </w:r>
       <w:r>
-        <w:t xml:space="preserve"> </w:t>
-      </w:r>
-      <w:r>
-        <w:t>2x Rest Breaks (1x 25 mins and 1x 20 mins)</w:t>
-      </w:r>
-      <w:r>
-        <w:t xml:space="preserve"> </w:t>
-      </w:r>
-      <w:r>
-        <w:t>Windows: 3rd to 5th hour and 7th to 9th hour</w:t>
+        <w:t xml:space="preserve"> 2x Rest Breaks (1x 25 mins and 1x 20 mins) Windows: 3rd to 5th hour and 7th to 9th hour</w:t>
       </w:r>
       <w:r>
         <w:t xml:space="preserve">. </w:t>
@@ -292,16 +227,10 @@
         <w:t>[image:</w:t>
       </w:r>
       <w:r>
-        <w:t xml:space="preserve"> </w:t>
-      </w:r>
-      <w:r>
         <w:t>RestBreakTable</w:t>
       </w:r>
       <w:r>
         <w:t>.png]</w:t>
-      </w:r>
-      <w:r>
-        <w:br/>
       </w:r>
     </w:p>
     <w:p>
@@ -360,23 +289,13 @@
         <w:t xml:space="preserve"> </w:t>
       </w:r>
       <w:r>
-        <w:t>[</w:t>
-      </w:r>
-      <w:proofErr w:type="spellStart"/>
-      <w:proofErr w:type="gramStart"/>
-      <w:r>
-        <w:t>image:</w:t>
+        <w:t>[image:</w:t>
       </w:r>
       <w:r>
         <w:t>TestImage</w:t>
       </w:r>
       <w:r>
-        <w:t>.png</w:t>
-      </w:r>
-      <w:proofErr w:type="spellEnd"/>
-      <w:proofErr w:type="gramEnd"/>
-      <w:r>
-        <w:t>]</w:t>
+        <w:t>.png]</w:t>
       </w:r>
     </w:p>
     <w:p>

--- a/docs/Rest_Break_SOP1.docx
+++ b/docs/Rest_Break_SOP1.docx
@@ -125,7 +125,31 @@
         </w:numPr>
       </w:pPr>
       <w:r>
-        <w:t xml:space="preserve">Where a crew are booking on late due to lie in, fatigue, compensatory rest or previous shift overrun, the dispatcher and crew should mutually agree a shift code which reflects the shift now being worked rounded up to the nearest hour. </w:t>
+        <w:t xml:space="preserve">Where a crew are </w:t>
+      </w:r>
+      <w:proofErr w:type="gramStart"/>
+      <w:r>
+        <w:t>booking on</w:t>
+      </w:r>
+      <w:proofErr w:type="gramEnd"/>
+      <w:r>
+        <w:t xml:space="preserve"> late due to </w:t>
+      </w:r>
+      <w:proofErr w:type="gramStart"/>
+      <w:r>
+        <w:t>lie in</w:t>
+      </w:r>
+      <w:proofErr w:type="gramEnd"/>
+      <w:r>
+        <w:t xml:space="preserve">, fatigue, compensatory rest or previous shift overrun, the dispatcher and crew should mutually </w:t>
+      </w:r>
+      <w:proofErr w:type="gramStart"/>
+      <w:r>
+        <w:t>agree</w:t>
+      </w:r>
+      <w:proofErr w:type="gramEnd"/>
+      <w:r>
+        <w:t xml:space="preserve"> a shift code which reflects the shift now being worked rounded up to the nearest hour. </w:t>
       </w:r>
     </w:p>
     <w:p>
@@ -137,7 +161,15 @@
         </w:numPr>
       </w:pPr>
       <w:r>
-        <w:t xml:space="preserve">Clarifier: it is important that we allocate a rest break window and length against the shift being worked. This prevents a crew booking on and being immediately due a break. </w:t>
+        <w:t xml:space="preserve">Clarifier: it is important that we allocate a rest break window and length against the shift being worked. This prevents a crew booking on and being immediately </w:t>
+      </w:r>
+      <w:proofErr w:type="gramStart"/>
+      <w:r>
+        <w:t>due</w:t>
+      </w:r>
+      <w:proofErr w:type="gramEnd"/>
+      <w:r>
+        <w:t xml:space="preserve"> a break. </w:t>
       </w:r>
     </w:p>
     <w:p>
@@ -150,7 +182,15 @@
       </w:pPr>
       <w:r>
         <w:lastRenderedPageBreak/>
-        <w:t xml:space="preserve">Example: a crew rostered 0700/1900 however booking on at 0930 due to a previous shift overrun - The crew should be booked onto a 0900/1900 shift which allows for a 38 minute rest break between the 4th and 6th hour of the worked shift.  </w:t>
+        <w:t xml:space="preserve">Example: a crew rostered 0700/1900 however booking on at 0930 due to a previous shift overrun - The crew should be booked onto a 0900/1900 shift which allows for a </w:t>
+      </w:r>
+      <w:proofErr w:type="gramStart"/>
+      <w:r>
+        <w:t>38 minute</w:t>
+      </w:r>
+      <w:proofErr w:type="gramEnd"/>
+      <w:r>
+        <w:t xml:space="preserve"> rest break between the 4th and 6th hour of the worked shift.  </w:t>
       </w:r>
     </w:p>
     <w:p>
@@ -215,7 +255,10 @@
         <w:t xml:space="preserve"> 2x Rest Breaks (1x 25 mins and 1x 20 mins) Windows: 3rd to 5th hour and 7th to 9th hour</w:t>
       </w:r>
       <w:r>
-        <w:t xml:space="preserve">. </w:t>
+        <w:t>.</w:t>
+      </w:r>
+      <w:r>
+        <w:br/>
       </w:r>
       <w:r>
         <w:t>The national Rest Break windows and durations, agreed in partnership, are outlined in the table below:</w:t>
@@ -289,13 +332,21 @@
         <w:t xml:space="preserve"> </w:t>
       </w:r>
       <w:r>
-        <w:t>[image:</w:t>
+        <w:t>[</w:t>
+      </w:r>
+      <w:proofErr w:type="gramStart"/>
+      <w:r>
+        <w:t>image:</w:t>
       </w:r>
       <w:r>
         <w:t>TestImage</w:t>
       </w:r>
       <w:r>
-        <w:t>.png]</w:t>
+        <w:t>.png</w:t>
+      </w:r>
+      <w:proofErr w:type="gramEnd"/>
+      <w:r>
+        <w:t>]</w:t>
       </w:r>
     </w:p>
     <w:p>
